--- a/Section-19.docx
+++ b/Section-19.docx
@@ -2968,6 +2968,230 @@
     </w:p>
     <w:p>
       <w:pPr>
+        <w:rPr>
+          <w:rFonts w:ascii="Cambria" w:hAnsi="Cambria"/>
+        </w:rPr>
+      </w:pPr>
+    </w:p>
+    <w:p>
+      <w:pPr>
+        <w:rPr>
+          <w:rFonts w:ascii="Cambria" w:hAnsi="Cambria"/>
+        </w:rPr>
+      </w:pPr>
+      <w:r>
+        <w:rPr>
+          <w:rFonts w:ascii="Cambria" w:hAnsi="Cambria"/>
+        </w:rPr>
+        <w:t>IMPORT MATPLOTLIB.PYPLOT AS PLT</w:t>
+      </w:r>
+    </w:p>
+    <w:p>
+      <w:pPr>
+        <w:rPr>
+          <w:rFonts w:ascii="Cambria" w:hAnsi="Cambria"/>
+        </w:rPr>
+      </w:pPr>
+      <w:r>
+        <w:rPr>
+          <w:rFonts w:ascii="Cambria" w:hAnsi="Cambria"/>
+        </w:rPr>
+        <w:t># DEFINING FUNCTION</w:t>
+      </w:r>
+    </w:p>
+    <w:p>
+      <w:pPr>
+        <w:rPr>
+          <w:rFonts w:ascii="Cambria" w:hAnsi="Cambria"/>
+        </w:rPr>
+      </w:pPr>
+      <w:r>
+        <w:rPr>
+          <w:rFonts w:ascii="Cambria" w:hAnsi="Cambria"/>
+        </w:rPr>
+        <w:t>DEF PLOT_ROC(FPR, TPR):</w:t>
+      </w:r>
+    </w:p>
+    <w:p>
+      <w:pPr>
+        <w:rPr>
+          <w:rFonts w:ascii="Cambria" w:hAnsi="Cambria"/>
+        </w:rPr>
+      </w:pPr>
+      <w:r>
+        <w:rPr>
+          <w:rFonts w:ascii="Cambria" w:hAnsi="Cambria"/>
+        </w:rPr>
+        <w:t xml:space="preserve">    PLT.PLOT(FPR, TPR, COLOR = "RED", LABEL = "AUC")</w:t>
+      </w:r>
+    </w:p>
+    <w:p>
+      <w:pPr>
+        <w:rPr>
+          <w:rFonts w:ascii="Cambria" w:hAnsi="Cambria"/>
+        </w:rPr>
+      </w:pPr>
+      <w:r>
+        <w:rPr>
+          <w:rFonts w:ascii="Cambria" w:hAnsi="Cambria"/>
+        </w:rPr>
+        <w:t># DEFINING GRAPH</w:t>
+      </w:r>
+    </w:p>
+    <w:p>
+      <w:pPr>
+        <w:rPr>
+          <w:rFonts w:ascii="Cambria" w:hAnsi="Cambria"/>
+        </w:rPr>
+      </w:pPr>
+      <w:r>
+        <w:rPr>
+          <w:rFonts w:ascii="Cambria" w:hAnsi="Cambria"/>
+        </w:rPr>
+        <w:lastRenderedPageBreak/>
+        <w:t xml:space="preserve">    PLT.TITLE("AREA UNDER THE ROC CURVE")</w:t>
+      </w:r>
+    </w:p>
+    <w:p>
+      <w:pPr>
+        <w:rPr>
+          <w:rFonts w:ascii="Cambria" w:hAnsi="Cambria"/>
+        </w:rPr>
+      </w:pPr>
+      <w:r>
+        <w:rPr>
+          <w:rFonts w:ascii="Cambria" w:hAnsi="Cambria"/>
+        </w:rPr>
+        <w:t xml:space="preserve">    PLT.XLABEL("FALSE POSITIVE RATE(FPR)")</w:t>
+      </w:r>
+    </w:p>
+    <w:p>
+      <w:pPr>
+        <w:rPr>
+          <w:rFonts w:ascii="Cambria" w:hAnsi="Cambria"/>
+        </w:rPr>
+      </w:pPr>
+      <w:r>
+        <w:rPr>
+          <w:rFonts w:ascii="Cambria" w:hAnsi="Cambria"/>
+        </w:rPr>
+        <w:t xml:space="preserve">    PLT.YLABEL("TRUE POSITIVE RATE(TPR)")</w:t>
+      </w:r>
+    </w:p>
+    <w:p>
+      <w:pPr>
+        <w:rPr>
+          <w:rFonts w:ascii="Cambria" w:hAnsi="Cambria"/>
+        </w:rPr>
+      </w:pPr>
+      <w:r>
+        <w:rPr>
+          <w:rFonts w:ascii="Cambria" w:hAnsi="Cambria"/>
+        </w:rPr>
+        <w:t xml:space="preserve">    PLT.LEGEND()</w:t>
+      </w:r>
+    </w:p>
+    <w:p>
+      <w:pPr>
+        <w:rPr>
+          <w:rFonts w:ascii="Cambria" w:hAnsi="Cambria"/>
+        </w:rPr>
+      </w:pPr>
+      <w:r>
+        <w:rPr>
+          <w:rFonts w:ascii="Cambria" w:hAnsi="Cambria"/>
+        </w:rPr>
+        <w:t xml:space="preserve">    PLT.SHOW() </w:t>
+      </w:r>
+    </w:p>
+    <w:p>
+      <w:pPr>
+        <w:rPr>
+          <w:rFonts w:ascii="Cambria" w:hAnsi="Cambria"/>
+        </w:rPr>
+      </w:pPr>
+      <w:r>
+        <w:rPr>
+          <w:rFonts w:ascii="Cambria" w:hAnsi="Cambria"/>
+        </w:rPr>
+        <w:t>PLOT_ROC(FPR, TPR)</w:t>
+      </w:r>
+    </w:p>
+    <w:p>
+      <w:pPr>
+        <w:rPr>
+          <w:rFonts w:ascii="Cambria" w:hAnsi="Cambria"/>
+        </w:rPr>
+      </w:pPr>
+    </w:p>
+    <w:p>
+      <w:pPr>
+        <w:rPr>
+          <w:rFonts w:ascii="Cambria" w:hAnsi="Cambria"/>
+        </w:rPr>
+      </w:pPr>
+      <w:r>
+        <w:rPr>
+          <w:rFonts w:ascii="Cambria" w:hAnsi="Cambria"/>
+        </w:rPr>
+        <w:t>FROM SKLEARN.METRICS IMPORT ROC_AUC_SCORE</w:t>
+      </w:r>
+    </w:p>
+    <w:p>
+      <w:pPr>
+        <w:rPr>
+          <w:rFonts w:ascii="Cambria" w:hAnsi="Cambria"/>
+        </w:rPr>
+      </w:pPr>
+      <w:r>
+        <w:rPr>
+          <w:rFonts w:ascii="Cambria" w:hAnsi="Cambria"/>
+        </w:rPr>
+        <w:t>ROC_AUC_SCORE(YTEST, YPROBPOSITIVE)PLOT_ROC(FPR, TPR)</w:t>
+      </w:r>
+    </w:p>
+    <w:p>
+      <w:pPr>
+        <w:rPr>
+          <w:rFonts w:ascii="Cambria" w:hAnsi="Cambria"/>
+        </w:rPr>
+      </w:pPr>
+    </w:p>
+    <w:p>
+      <w:pPr>
+        <w:rPr>
+          <w:rFonts w:ascii="Cambria" w:hAnsi="Cambria"/>
+        </w:rPr>
+      </w:pPr>
+      <w:r>
+        <w:rPr>
+          <w:rFonts w:ascii="Cambria" w:hAnsi="Cambria"/>
+        </w:rPr>
+        <w:t>FPR, TPR, THRESHOLD = ROC_CURVE(YTEST, YTEST)</w:t>
+      </w:r>
+    </w:p>
+    <w:p>
+      <w:pPr>
+        <w:rPr>
+          <w:rFonts w:ascii="Cambria" w:hAnsi="Cambria"/>
+        </w:rPr>
+      </w:pPr>
+      <w:r>
+        <w:rPr>
+          <w:rFonts w:ascii="Cambria" w:hAnsi="Cambria"/>
+        </w:rPr>
+        <w:t>PLOT_ROC(FPR,TPR)</w:t>
+      </w:r>
+    </w:p>
+    <w:p>
+      <w:pPr>
+        <w:rPr>
+          <w:rFonts w:ascii="Cambria" w:hAnsi="Cambria"/>
+        </w:rPr>
+      </w:pPr>
+    </w:p>
+    <w:p>
+      <w:pPr>
         <w:pStyle w:val="Heading2"/>
         <w:rPr>
           <w:rFonts w:ascii="Cambria" w:hAnsi="Cambria"/>
@@ -2982,7 +3206,13 @@
         <w:t>PREDICT() VS PREDICT_PROBA()</w:t>
       </w:r>
     </w:p>
-    <w:p/>
+    <w:p>
+      <w:pPr>
+        <w:rPr>
+          <w:rFonts w:ascii="Cambria" w:hAnsi="Cambria"/>
+        </w:rPr>
+      </w:pPr>
+    </w:p>
     <w:tbl>
       <w:tblPr>
         <w:tblW w:w="0" w:type="auto"/>
@@ -3135,7 +3365,6 @@
               <w:rPr>
                 <w:rFonts w:ascii="Cambria" w:hAnsi="Cambria"/>
               </w:rPr>
-              <w:lastRenderedPageBreak/>
               <w:t>PREDICT_PROBA()</w:t>
             </w:r>
           </w:p>
@@ -7040,6 +7269,7 @@
   <w:style w:type="character" w:default="1" w:styleId="DefaultParagraphFont">
     <w:name w:val="Default Paragraph Font"/>
     <w:uiPriority w:val="1"/>
+    <w:semiHidden/>
     <w:unhideWhenUsed/>
   </w:style>
   <w:style w:type="table" w:default="1" w:styleId="TableNormal">
